--- a/FASE 1/EVIDENCIAS_INDIVIDUALES/Baeza_Daniel_1.1_APT122_AutoevaluacionCompetenciasFase1.docx
+++ b/FASE 1/EVIDENCIAS_INDIVIDUALES/Baeza_Daniel_1.1_APT122_AutoevaluacionCompetenciasFase1.docx
@@ -1567,7 +1567,7 @@
                 <w:vertAlign w:val="baseline"/>
                 <w:rtl w:val="0"/>
               </w:rPr>
-              <w:t xml:space="preserve">Escuela</w:t>
+              <w:t>Escuela de Informática y Telecomunicaciones</w:t>
             </w:r>
             <w:r>
               <w:rPr>
@@ -1818,7 +1818,7 @@
                 <w:vertAlign w:val="baseline"/>
                 <w:rtl w:val="0"/>
               </w:rPr>
-              <w:t xml:space="preserve">Ingenieria Informatica</w:t>
+              <w:t>Ingeniería Informática</w:t>
             </w:r>
           </w:p>
         </w:tc>
